--- a/4.质量管理/2.运行记录类文件/HXDL-ITSS-0415 运维服务管理评审计划.docx
+++ b/4.质量管理/2.运行记录类文件/HXDL-ITSS-0415 运维服务管理评审计划.docx
@@ -97,8 +97,6 @@
           <w:lang w:val="en-US" w:eastAsia="zh-CN"/>
         </w:rPr>
       </w:pPr>
-      <w:bookmarkStart w:id="9" w:name="_GoBack"/>
-      <w:bookmarkEnd w:id="9"/>
       <w:r>
         <w:rPr>
           <w:rFonts w:hint="eastAsia"/>
@@ -1094,7 +1092,7 @@
                 <w:spacing w:val="-1"/>
                 <w:lang w:eastAsia="zh-CN"/>
               </w:rPr>
-              <w:t>2026.01</w:t>
+              <w:t>2026.1</w:t>
             </w:r>
             <w:r>
               <w:rPr>
@@ -1140,7 +1138,7 @@
                 <w:spacing w:val="-1"/>
                 <w:lang w:eastAsia="zh-CN"/>
               </w:rPr>
-              <w:t>2026.01</w:t>
+              <w:t>2026.1</w:t>
             </w:r>
             <w:r>
               <w:rPr>
@@ -1186,7 +1184,17 @@
                 <w:spacing w:val="-1"/>
                 <w:lang w:eastAsia="zh-CN"/>
               </w:rPr>
-              <w:t>2026.01</w:t>
+              <w:t>2026.</w:t>
+            </w:r>
+            <w:bookmarkStart w:id="9" w:name="_GoBack"/>
+            <w:bookmarkEnd w:id="9"/>
+            <w:r>
+              <w:rPr>
+                <w:rFonts w:hint="eastAsia"/>
+                <w:spacing w:val="-1"/>
+                <w:lang w:eastAsia="zh-CN"/>
+              </w:rPr>
+              <w:t>1</w:t>
             </w:r>
             <w:r>
               <w:rPr>
